--- a/Planning and Task/Applied task 2 (2).docx
+++ b/Planning and Task/Applied task 2 (2).docx
@@ -5,6 +5,9 @@
     <w:p>
       <w:r>
         <w:t>We are looking at the problem of missing students. A digital solution we can make is a student tracker and automatic roll marker </w:t>
+      </w:r>
+      <w:r>
+        <w:t>which will help us keep up a constant roll marking (less human error) and we will keep track of students easier</w:t>
       </w:r>
     </w:p>
     <w:p>
@@ -942,6 +945,7 @@
           </w:tcPr>
           <w:p>
             <w:r>
+              <w:lastRenderedPageBreak/>
               <w:t>In scope </w:t>
             </w:r>
           </w:p>
@@ -983,7 +987,6 @@
           </w:tcPr>
           <w:p>
             <w:r>
-              <w:lastRenderedPageBreak/>
               <w:t>Auto mark roll </w:t>
             </w:r>
           </w:p>
@@ -1136,8 +1139,13 @@
       </w:r>
     </w:p>
     <w:p>
-      <w:r>
-        <w:t>isInClass ß false </w:t>
+      <w:proofErr w:type="spellStart"/>
+      <w:r>
+        <w:t>isInClass</w:t>
+      </w:r>
+      <w:proofErr w:type="spellEnd"/>
+      <w:r>
+        <w:t xml:space="preserve"> ß false </w:t>
       </w:r>
     </w:p>
     <w:p>
@@ -1146,8 +1154,21 @@
       </w:r>
     </w:p>
     <w:p>
-      <w:r>
-        <w:t>cuLocation ß() </w:t>
+      <w:proofErr w:type="spellStart"/>
+      <w:r>
+        <w:t>cuLocation</w:t>
+      </w:r>
+      <w:proofErr w:type="spellEnd"/>
+      <w:r>
+        <w:t xml:space="preserve"> </w:t>
+      </w:r>
+      <w:proofErr w:type="gramStart"/>
+      <w:r>
+        <w:t>ß(</w:t>
+      </w:r>
+      <w:proofErr w:type="gramEnd"/>
+      <w:r>
+        <w:t>) </w:t>
       </w:r>
     </w:p>
     <w:p>
@@ -1156,8 +1177,21 @@
       </w:r>
     </w:p>
     <w:p>
-      <w:r>
-        <w:t>CuClass ß() </w:t>
+      <w:proofErr w:type="spellStart"/>
+      <w:r>
+        <w:t>CuClass</w:t>
+      </w:r>
+      <w:proofErr w:type="spellEnd"/>
+      <w:r>
+        <w:t xml:space="preserve"> </w:t>
+      </w:r>
+      <w:proofErr w:type="gramStart"/>
+      <w:r>
+        <w:t>ß(</w:t>
+      </w:r>
+      <w:proofErr w:type="gramEnd"/>
+      <w:r>
+        <w:t>) </w:t>
       </w:r>
     </w:p>
     <w:p>
@@ -1176,18 +1210,44 @@
       </w:r>
     </w:p>
     <w:p>
-      <w:r>
-        <w:t>isInClass ß INPUT </w:t>
-      </w:r>
-    </w:p>
-    <w:p>
-      <w:r>
-        <w:t>timetable ßINPUT </w:t>
-      </w:r>
-    </w:p>
-    <w:p>
-      <w:r>
-        <w:t>cuLocation ßINPUT </w:t>
+      <w:proofErr w:type="spellStart"/>
+      <w:r>
+        <w:t>isInClass</w:t>
+      </w:r>
+      <w:proofErr w:type="spellEnd"/>
+      <w:r>
+        <w:t xml:space="preserve"> ß INPUT </w:t>
+      </w:r>
+    </w:p>
+    <w:p>
+      <w:r>
+        <w:t xml:space="preserve">timetable </w:t>
+      </w:r>
+      <w:proofErr w:type="spellStart"/>
+      <w:r>
+        <w:t>ßINPUT</w:t>
+      </w:r>
+      <w:proofErr w:type="spellEnd"/>
+      <w:r>
+        <w:t> </w:t>
+      </w:r>
+    </w:p>
+    <w:p>
+      <w:proofErr w:type="spellStart"/>
+      <w:r>
+        <w:t>cuLocation</w:t>
+      </w:r>
+      <w:proofErr w:type="spellEnd"/>
+      <w:r>
+        <w:t xml:space="preserve"> </w:t>
+      </w:r>
+      <w:proofErr w:type="spellStart"/>
+      <w:r>
+        <w:t>ßINPUT</w:t>
+      </w:r>
+      <w:proofErr w:type="spellEnd"/>
+      <w:r>
+        <w:t> </w:t>
       </w:r>
     </w:p>
     <w:p>
@@ -1196,8 +1256,13 @@
       </w:r>
     </w:p>
     <w:p>
-      <w:r>
-        <w:t>CuClass ß timetable[period] </w:t>
+      <w:proofErr w:type="spellStart"/>
+      <w:r>
+        <w:t>CuClass</w:t>
+      </w:r>
+      <w:proofErr w:type="spellEnd"/>
+      <w:r>
+        <w:t xml:space="preserve"> ß timetable[period] </w:t>
       </w:r>
     </w:p>
     <w:p>
@@ -1207,18 +1272,39 @@
     </w:p>
     <w:p>
       <w:r>
-        <w:t>FUNCTION onMarkButtonPress </w:t>
-      </w:r>
-    </w:p>
-    <w:p>
-      <w:r>
-        <w:t>IF isInClass == false THEN </w:t>
+        <w:t xml:space="preserve">FUNCTION </w:t>
+      </w:r>
+      <w:proofErr w:type="spellStart"/>
+      <w:r>
+        <w:t>onMarkButtonPress</w:t>
+      </w:r>
+      <w:proofErr w:type="spellEnd"/>
+      <w:r>
+        <w:t> </w:t>
       </w:r>
     </w:p>
     <w:p>
       <w:r>
         <w:lastRenderedPageBreak/>
-        <w:t>isInClass ß true </w:t>
+        <w:t xml:space="preserve">IF </w:t>
+      </w:r>
+      <w:proofErr w:type="spellStart"/>
+      <w:r>
+        <w:t>isInClass</w:t>
+      </w:r>
+      <w:proofErr w:type="spellEnd"/>
+      <w:r>
+        <w:t xml:space="preserve"> == false THEN </w:t>
+      </w:r>
+    </w:p>
+    <w:p>
+      <w:proofErr w:type="spellStart"/>
+      <w:r>
+        <w:t>isInClass</w:t>
+      </w:r>
+      <w:proofErr w:type="spellEnd"/>
+      <w:r>
+        <w:t xml:space="preserve"> ß true </w:t>
       </w:r>
     </w:p>
     <w:p>
@@ -1227,8 +1313,13 @@
       </w:r>
     </w:p>
     <w:p>
-      <w:r>
-        <w:t>isInClass ß false </w:t>
+      <w:proofErr w:type="spellStart"/>
+      <w:r>
+        <w:t>isInClass</w:t>
+      </w:r>
+      <w:proofErr w:type="spellEnd"/>
+      <w:r>
+        <w:t xml:space="preserve"> ß false </w:t>
       </w:r>
     </w:p>
     <w:p>
@@ -1277,38 +1368,92 @@
       </w:r>
     </w:p>
     <w:p>
-      <w:r>
-        <w:t>periodRunning == true </w:t>
-      </w:r>
-    </w:p>
-    <w:p>
-      <w:r>
-        <w:t>ClassRoll ß new List&lt;Student&gt; </w:t>
-      </w:r>
-    </w:p>
-    <w:p>
-      <w:r>
-        <w:t>WHILE periodRunning == true </w:t>
-      </w:r>
-    </w:p>
-    <w:p>
-      <w:r>
-        <w:t>CuStudent ß INPUT </w:t>
-      </w:r>
-    </w:p>
-    <w:p>
-      <w:r>
-        <w:t>IF CuStudent.isInClass  != true THEN </w:t>
-      </w:r>
-    </w:p>
-    <w:p>
-      <w:r>
-        <w:t>ClassRoll.Add(CuStudent) </w:t>
-      </w:r>
-    </w:p>
-    <w:p>
-      <w:r>
-        <w:t>CuStudent.isInClass ß true </w:t>
+      <w:proofErr w:type="spellStart"/>
+      <w:r>
+        <w:t>periodRunning</w:t>
+      </w:r>
+      <w:proofErr w:type="spellEnd"/>
+      <w:r>
+        <w:t xml:space="preserve"> == true </w:t>
+      </w:r>
+    </w:p>
+    <w:p>
+      <w:proofErr w:type="spellStart"/>
+      <w:r>
+        <w:t>ClassRoll</w:t>
+      </w:r>
+      <w:proofErr w:type="spellEnd"/>
+      <w:r>
+        <w:t xml:space="preserve"> ß new List&lt;Student&gt; </w:t>
+      </w:r>
+    </w:p>
+    <w:p>
+      <w:r>
+        <w:t xml:space="preserve">WHILE </w:t>
+      </w:r>
+      <w:proofErr w:type="spellStart"/>
+      <w:r>
+        <w:t>periodRunning</w:t>
+      </w:r>
+      <w:proofErr w:type="spellEnd"/>
+      <w:r>
+        <w:t xml:space="preserve"> == true </w:t>
+      </w:r>
+    </w:p>
+    <w:p>
+      <w:proofErr w:type="spellStart"/>
+      <w:r>
+        <w:t>CuStudent</w:t>
+      </w:r>
+      <w:proofErr w:type="spellEnd"/>
+      <w:r>
+        <w:t xml:space="preserve"> ß INPUT </w:t>
+      </w:r>
+    </w:p>
+    <w:p>
+      <w:r>
+        <w:t xml:space="preserve">IF </w:t>
+      </w:r>
+      <w:proofErr w:type="spellStart"/>
+      <w:proofErr w:type="gramStart"/>
+      <w:r>
+        <w:t>CuStudent.isInClass</w:t>
+      </w:r>
+      <w:proofErr w:type="spellEnd"/>
+      <w:r>
+        <w:t>  !</w:t>
+      </w:r>
+      <w:proofErr w:type="gramEnd"/>
+      <w:r>
+        <w:t>= true THEN </w:t>
+      </w:r>
+    </w:p>
+    <w:p>
+      <w:proofErr w:type="spellStart"/>
+      <w:r>
+        <w:t>ClassRoll.Add</w:t>
+      </w:r>
+      <w:proofErr w:type="spellEnd"/>
+      <w:r>
+        <w:t>(</w:t>
+      </w:r>
+      <w:proofErr w:type="spellStart"/>
+      <w:r>
+        <w:t>CuStudent</w:t>
+      </w:r>
+      <w:proofErr w:type="spellEnd"/>
+      <w:r>
+        <w:t>) </w:t>
+      </w:r>
+    </w:p>
+    <w:p>
+      <w:proofErr w:type="spellStart"/>
+      <w:r>
+        <w:t>CuStudent.isInClass</w:t>
+      </w:r>
+      <w:proofErr w:type="spellEnd"/>
+      <w:r>
+        <w:t xml:space="preserve"> ß true </w:t>
       </w:r>
     </w:p>
     <w:p>
@@ -1318,17 +1463,43 @@
     </w:p>
     <w:p>
       <w:r>
-        <w:t>ELSE IF CuStudent == true THEN </w:t>
-      </w:r>
-    </w:p>
-    <w:p>
-      <w:r>
-        <w:t>ClassRoll.Remove(CuStudent) </w:t>
-      </w:r>
-    </w:p>
-    <w:p>
-      <w:r>
-        <w:t>CuStudent.isInClass </w:t>
+        <w:t xml:space="preserve">ELSE IF </w:t>
+      </w:r>
+      <w:proofErr w:type="spellStart"/>
+      <w:r>
+        <w:t>CuStudent</w:t>
+      </w:r>
+      <w:proofErr w:type="spellEnd"/>
+      <w:r>
+        <w:t xml:space="preserve"> == true THEN </w:t>
+      </w:r>
+    </w:p>
+    <w:p>
+      <w:proofErr w:type="spellStart"/>
+      <w:r>
+        <w:t>ClassRoll.Remove</w:t>
+      </w:r>
+      <w:proofErr w:type="spellEnd"/>
+      <w:r>
+        <w:t>(</w:t>
+      </w:r>
+      <w:proofErr w:type="spellStart"/>
+      <w:r>
+        <w:t>CuStudent</w:t>
+      </w:r>
+      <w:proofErr w:type="spellEnd"/>
+      <w:r>
+        <w:t>) </w:t>
+      </w:r>
+    </w:p>
+    <w:p>
+      <w:proofErr w:type="spellStart"/>
+      <w:r>
+        <w:t>CuStudent.isInClass</w:t>
+      </w:r>
+      <w:proofErr w:type="spellEnd"/>
+      <w:r>
+        <w:t> </w:t>
       </w:r>
     </w:p>
     <w:p>
@@ -1353,12 +1524,12 @@
     </w:p>
     <w:p>
       <w:r>
-        <w:t> </w:t>
-      </w:r>
-    </w:p>
-    <w:p>
-      <w:r>
         <w:lastRenderedPageBreak/>
+        <w:t> </w:t>
+      </w:r>
+    </w:p>
+    <w:p>
+      <w:r>
         <w:t> </w:t>
       </w:r>
     </w:p>
@@ -2751,6 +2922,7 @@
     </w:p>
     <w:p>
       <w:r>
+        <w:lastRenderedPageBreak/>
         <w:t> </w:t>
       </w:r>
     </w:p>
@@ -3056,6 +3228,7 @@
         <w:rPr>
           <w:noProof/>
         </w:rPr>
+        <w:lastRenderedPageBreak/>
         <w:drawing>
           <wp:inline distT="0" distB="0" distL="0" distR="0" wp14:anchorId="46DE4338" wp14:editId="1FC990FF">
             <wp:extent cx="5731510" cy="3203575"/>
@@ -3222,6 +3395,7 @@
         <w:rPr>
           <w:noProof/>
         </w:rPr>
+        <w:lastRenderedPageBreak/>
         <w:drawing>
           <wp:inline distT="0" distB="0" distL="0" distR="0" wp14:anchorId="5471614B" wp14:editId="7B518FA6">
             <wp:extent cx="5731510" cy="3256280"/>
@@ -3357,6 +3531,7 @@
     </w:p>
     <w:p>
       <w:r>
+        <w:lastRenderedPageBreak/>
         <w:t> </w:t>
       </w:r>
     </w:p>
@@ -3371,23 +3546,54 @@
       </w:r>
     </w:p>
     <w:p>
-      <w:r>
-        <w:t>isRunning ßtrue </w:t>
-      </w:r>
-    </w:p>
-    <w:p>
-      <w:r>
-        <w:t>WHILE isRunning </w:t>
-      </w:r>
-    </w:p>
-    <w:p>
-      <w:r>
-        <w:t>inputEmail ß INPUT </w:t>
-      </w:r>
-    </w:p>
-    <w:p>
-      <w:r>
-        <w:t>inputPasswordßINPUT </w:t>
+      <w:proofErr w:type="spellStart"/>
+      <w:r>
+        <w:t>isRunning</w:t>
+      </w:r>
+      <w:proofErr w:type="spellEnd"/>
+      <w:r>
+        <w:t xml:space="preserve"> </w:t>
+      </w:r>
+      <w:proofErr w:type="spellStart"/>
+      <w:r>
+        <w:t>ßtrue</w:t>
+      </w:r>
+      <w:proofErr w:type="spellEnd"/>
+      <w:r>
+        <w:t> </w:t>
+      </w:r>
+    </w:p>
+    <w:p>
+      <w:r>
+        <w:t xml:space="preserve">WHILE </w:t>
+      </w:r>
+      <w:proofErr w:type="spellStart"/>
+      <w:r>
+        <w:t>isRunning</w:t>
+      </w:r>
+      <w:proofErr w:type="spellEnd"/>
+      <w:r>
+        <w:t> </w:t>
+      </w:r>
+    </w:p>
+    <w:p>
+      <w:proofErr w:type="spellStart"/>
+      <w:r>
+        <w:t>inputEmail</w:t>
+      </w:r>
+      <w:proofErr w:type="spellEnd"/>
+      <w:r>
+        <w:t xml:space="preserve"> ß INPUT </w:t>
+      </w:r>
+    </w:p>
+    <w:p>
+      <w:proofErr w:type="spellStart"/>
+      <w:r>
+        <w:t>inputPasswordßINPUT</w:t>
+      </w:r>
+      <w:proofErr w:type="spellEnd"/>
+      <w:r>
+        <w:t> </w:t>
       </w:r>
     </w:p>
     <w:p>
@@ -3397,22 +3603,67 @@
     </w:p>
     <w:p>
       <w:r>
-        <w:t>FOREACH item in teacherList </w:t>
-      </w:r>
-    </w:p>
-    <w:p>
-      <w:r>
-        <w:t>IF inputEmail == teacherList.email THEN </w:t>
-      </w:r>
-    </w:p>
-    <w:p>
-      <w:r>
-        <w:t>IF inputPassword == teacherList.password THEN </w:t>
-      </w:r>
-    </w:p>
-    <w:p>
-      <w:r>
-        <w:t>isRunning ß False </w:t>
+        <w:t xml:space="preserve">FOREACH item in </w:t>
+      </w:r>
+      <w:proofErr w:type="spellStart"/>
+      <w:r>
+        <w:t>teacherList</w:t>
+      </w:r>
+      <w:proofErr w:type="spellEnd"/>
+      <w:r>
+        <w:t> </w:t>
+      </w:r>
+    </w:p>
+    <w:p>
+      <w:r>
+        <w:t xml:space="preserve">IF </w:t>
+      </w:r>
+      <w:proofErr w:type="spellStart"/>
+      <w:r>
+        <w:t>inputEmail</w:t>
+      </w:r>
+      <w:proofErr w:type="spellEnd"/>
+      <w:r>
+        <w:t xml:space="preserve"> == </w:t>
+      </w:r>
+      <w:proofErr w:type="spellStart"/>
+      <w:r>
+        <w:t>teacherList.email</w:t>
+      </w:r>
+      <w:proofErr w:type="spellEnd"/>
+      <w:r>
+        <w:t xml:space="preserve"> THEN </w:t>
+      </w:r>
+    </w:p>
+    <w:p>
+      <w:r>
+        <w:t xml:space="preserve">IF </w:t>
+      </w:r>
+      <w:proofErr w:type="spellStart"/>
+      <w:r>
+        <w:t>inputPassword</w:t>
+      </w:r>
+      <w:proofErr w:type="spellEnd"/>
+      <w:r>
+        <w:t xml:space="preserve"> == </w:t>
+      </w:r>
+      <w:proofErr w:type="spellStart"/>
+      <w:r>
+        <w:t>teacherList.password</w:t>
+      </w:r>
+      <w:proofErr w:type="spellEnd"/>
+      <w:r>
+        <w:t xml:space="preserve"> THEN </w:t>
+      </w:r>
+    </w:p>
+    <w:p>
+      <w:proofErr w:type="spellStart"/>
+      <w:r>
+        <w:t>isRunning</w:t>
+      </w:r>
+      <w:proofErr w:type="spellEnd"/>
+      <w:r>
+        <w:t xml:space="preserve"> ß False </w:t>
       </w:r>
     </w:p>
     <w:p>
@@ -3461,23 +3712,49 @@
       </w:r>
     </w:p>
     <w:p>
-      <w:r>
-        <w:t>isRunning ß true </w:t>
-      </w:r>
-    </w:p>
-    <w:p>
-      <w:r>
-        <w:t>WHILE isRunning </w:t>
-      </w:r>
-    </w:p>
-    <w:p>
-      <w:r>
-        <w:t>CuStudent ß INPUT </w:t>
-      </w:r>
-    </w:p>
-    <w:p>
-      <w:r>
-        <w:t>FOREACH item in studentList </w:t>
+      <w:proofErr w:type="spellStart"/>
+      <w:r>
+        <w:t>isRunning</w:t>
+      </w:r>
+      <w:proofErr w:type="spellEnd"/>
+      <w:r>
+        <w:t xml:space="preserve"> ß true </w:t>
+      </w:r>
+    </w:p>
+    <w:p>
+      <w:r>
+        <w:t xml:space="preserve">WHILE </w:t>
+      </w:r>
+      <w:proofErr w:type="spellStart"/>
+      <w:r>
+        <w:t>isRunning</w:t>
+      </w:r>
+      <w:proofErr w:type="spellEnd"/>
+      <w:r>
+        <w:t> </w:t>
+      </w:r>
+    </w:p>
+    <w:p>
+      <w:proofErr w:type="spellStart"/>
+      <w:r>
+        <w:t>CuStudent</w:t>
+      </w:r>
+      <w:proofErr w:type="spellEnd"/>
+      <w:r>
+        <w:t xml:space="preserve"> ß INPUT </w:t>
+      </w:r>
+    </w:p>
+    <w:p>
+      <w:r>
+        <w:t xml:space="preserve">FOREACH item in </w:t>
+      </w:r>
+      <w:proofErr w:type="spellStart"/>
+      <w:r>
+        <w:t>studentList</w:t>
+      </w:r>
+      <w:proofErr w:type="spellEnd"/>
+      <w:r>
+        <w:t> </w:t>
       </w:r>
     </w:p>
     <w:p>
@@ -3487,7 +3764,15 @@
     </w:p>
     <w:p>
       <w:r>
-        <w:t>PRINT CuStudent.cuLocation </w:t>
+        <w:t xml:space="preserve">PRINT </w:t>
+      </w:r>
+      <w:proofErr w:type="spellStart"/>
+      <w:r>
+        <w:t>CuStudent.cuLocation</w:t>
+      </w:r>
+      <w:proofErr w:type="spellEnd"/>
+      <w:r>
+        <w:t> </w:t>
       </w:r>
     </w:p>
     <w:p>
@@ -3497,6 +3782,7 @@
     </w:p>
     <w:p>
       <w:r>
+        <w:lastRenderedPageBreak/>
         <w:t>PRINT “Student not found” </w:t>
       </w:r>
     </w:p>
@@ -3596,6 +3882,7 @@
         <w:rPr>
           <w:noProof/>
         </w:rPr>
+        <w:lastRenderedPageBreak/>
         <w:drawing>
           <wp:inline distT="0" distB="0" distL="0" distR="0" wp14:anchorId="68E7CA20" wp14:editId="7B770306">
             <wp:extent cx="5731510" cy="3693795"/>
@@ -3712,6 +3999,7 @@
         <w:rPr>
           <w:noProof/>
         </w:rPr>
+        <w:lastRenderedPageBreak/>
         <w:drawing>
           <wp:inline distT="0" distB="0" distL="0" distR="0" wp14:anchorId="45A914EF" wp14:editId="06B6E351">
             <wp:extent cx="5731510" cy="3636645"/>
@@ -3838,6 +4126,7 @@
         <w:rPr>
           <w:noProof/>
         </w:rPr>
+        <w:lastRenderedPageBreak/>
         <w:drawing>
           <wp:inline distT="0" distB="0" distL="0" distR="0" wp14:anchorId="26278659" wp14:editId="03A4E42B">
             <wp:extent cx="5731510" cy="3408680"/>
@@ -3954,6 +4243,7 @@
         <w:rPr>
           <w:noProof/>
         </w:rPr>
+        <w:lastRenderedPageBreak/>
         <w:drawing>
           <wp:inline distT="0" distB="0" distL="0" distR="0" wp14:anchorId="6E54E437" wp14:editId="241AE47F">
             <wp:extent cx="5731510" cy="3370580"/>
@@ -4386,8 +4676,13 @@
             <w:hideMark/>
           </w:tcPr>
           <w:p>
-            <w:r>
-              <w:t>Really I </w:t>
+            <w:proofErr w:type="gramStart"/>
+            <w:r>
+              <w:t>Really</w:t>
+            </w:r>
+            <w:proofErr w:type="gramEnd"/>
+            <w:r>
+              <w:t xml:space="preserve"> I </w:t>
             </w:r>
           </w:p>
         </w:tc>
